--- a/ethicalHacking/ethicalHackingNotes.docx
+++ b/ethicalHacking/ethicalHackingNotes.docx
@@ -13573,7 +13573,7 @@
           <w:lang w:val="en-US"/>
         </w:rPr>
         <w:pict>
-          <v:rect id="_x0000_i1043" style="width:0;height:1.5pt" o:hralign="center" o:hrstd="t" o:hr="t" fillcolor="#a0a0a0" stroked="f"/>
+          <v:rect id="_x0000_i1025" style="width:0;height:1.5pt" o:hralign="center" o:hrstd="t" o:hr="t" fillcolor="#a0a0a0" stroked="f"/>
         </w:pict>
       </w:r>
     </w:p>
@@ -14760,7 +14760,7 @@
           <w:lang w:val="en-US"/>
         </w:rPr>
         <w:pict>
-          <v:rect id="_x0000_i1044" style="width:0;height:1.5pt" o:hralign="center" o:hrstd="t" o:hr="t" fillcolor="#a0a0a0" stroked="f"/>
+          <v:rect id="_x0000_i1026" style="width:0;height:1.5pt" o:hralign="center" o:hrstd="t" o:hr="t" fillcolor="#a0a0a0" stroked="f"/>
         </w:pict>
       </w:r>
     </w:p>
@@ -15141,7 +15141,7 @@
           <w:lang w:val="en-US"/>
         </w:rPr>
         <w:pict>
-          <v:rect id="_x0000_i1045" style="width:0;height:1.5pt" o:hralign="center" o:hrstd="t" o:hr="t" fillcolor="#a0a0a0" stroked="f"/>
+          <v:rect id="_x0000_i1027" style="width:0;height:1.5pt" o:hralign="center" o:hrstd="t" o:hr="t" fillcolor="#a0a0a0" stroked="f"/>
         </w:pict>
       </w:r>
     </w:p>
@@ -19648,16 +19648,24 @@
         </w:rPr>
         <w:t xml:space="preserve"> even though the wired world is faster and more </w:t>
       </w:r>
-      <w:proofErr w:type="gramStart"/>
-      <w:r>
-        <w:rPr>
-          <w:rFonts w:ascii="Times New Roman" w:eastAsia="Times New Roman" w:hAnsi="Times New Roman" w:cs="Times New Roman"/>
-          <w:sz w:val="20"/>
-          <w:szCs w:val="20"/>
-        </w:rPr>
-        <w:t>secure,  It</w:t>
-      </w:r>
-      <w:proofErr w:type="gramEnd"/>
+      <w:r>
+        <w:rPr>
+          <w:rFonts w:ascii="Times New Roman" w:eastAsia="Times New Roman" w:hAnsi="Times New Roman" w:cs="Times New Roman"/>
+          <w:sz w:val="20"/>
+          <w:szCs w:val="20"/>
+        </w:rPr>
+        <w:t xml:space="preserve">secure, </w:t>
+      </w:r>
+      <w:bookmarkStart w:id="1" w:name="_GoBack"/>
+      <w:bookmarkEnd w:id="1"/>
+      <w:r>
+        <w:rPr>
+          <w:rFonts w:ascii="Times New Roman" w:eastAsia="Times New Roman" w:hAnsi="Times New Roman" w:cs="Times New Roman"/>
+          <w:sz w:val="20"/>
+          <w:szCs w:val="20"/>
+        </w:rPr>
+        <w:t>it</w:t>
+      </w:r>
       <w:r>
         <w:rPr>
           <w:rFonts w:ascii="Times New Roman" w:eastAsia="Times New Roman" w:hAnsi="Times New Roman" w:cs="Times New Roman"/>
@@ -21080,6 +21088,7 @@
                 <w:tag w:val="goog_rdk_0"/>
                 <w:id w:val="1666442506"/>
               </w:sdtPr>
+              <w:sdtEndPr/>
               <w:sdtContent>
                 <w:r>
                   <w:rPr>
@@ -21123,6 +21132,7 @@
                 <w:tag w:val="goog_rdk_1"/>
                 <w:id w:val="-114231203"/>
               </w:sdtPr>
+              <w:sdtEndPr/>
               <w:sdtContent>
                 <w:r>
                   <w:rPr>
@@ -21277,6 +21287,7 @@
                 <w:tag w:val="goog_rdk_2"/>
                 <w:id w:val="1554005496"/>
               </w:sdtPr>
+              <w:sdtEndPr/>
               <w:sdtContent>
                 <w:r>
                   <w:rPr>
@@ -21467,6 +21478,7 @@
                 <w:tag w:val="goog_rdk_3"/>
                 <w:id w:val="763372596"/>
               </w:sdtPr>
+              <w:sdtEndPr/>
               <w:sdtContent>
                 <w:r>
                   <w:rPr>
@@ -21510,6 +21522,7 @@
                 <w:tag w:val="goog_rdk_4"/>
                 <w:id w:val="-1409913291"/>
               </w:sdtPr>
+              <w:sdtEndPr/>
               <w:sdtContent>
                 <w:r>
                   <w:rPr>
@@ -22431,6 +22444,7 @@
                 <w:tag w:val="goog_rdk_5"/>
                 <w:id w:val="-1116261339"/>
               </w:sdtPr>
+              <w:sdtEndPr/>
               <w:sdtContent>
                 <w:r>
                   <w:rPr>
@@ -22474,6 +22488,7 @@
                 <w:tag w:val="goog_rdk_6"/>
                 <w:id w:val="-50809428"/>
               </w:sdtPr>
+              <w:sdtEndPr/>
               <w:sdtContent>
                 <w:r>
                   <w:rPr>
@@ -22558,6 +22573,7 @@
                 <w:tag w:val="goog_rdk_7"/>
                 <w:id w:val="1849187373"/>
               </w:sdtPr>
+              <w:sdtEndPr/>
               <w:sdtContent>
                 <w:r>
                   <w:rPr>
@@ -22601,6 +22617,7 @@
                 <w:tag w:val="goog_rdk_8"/>
                 <w:id w:val="992649030"/>
               </w:sdtPr>
+              <w:sdtEndPr/>
               <w:sdtContent>
                 <w:r>
                   <w:rPr>
@@ -24248,8 +24265,6 @@
           <w:szCs w:val="20"/>
         </w:rPr>
       </w:pPr>
-      <w:bookmarkStart w:id="1" w:name="_GoBack"/>
-      <w:bookmarkEnd w:id="1"/>
     </w:p>
     <w:tbl>
       <w:tblPr>
@@ -28145,6 +28160,7 @@
   <w:style w:type="character" w:default="1" w:styleId="DefaultParagraphFont">
     <w:name w:val="Default Paragraph Font"/>
     <w:uiPriority w:val="1"/>
+    <w:semiHidden/>
     <w:unhideWhenUsed/>
   </w:style>
   <w:style w:type="table" w:default="1" w:styleId="TableNormal">
